--- a/_site/posts/2025-06-01-proporcionalidad-de-magnitudes-en-ciencias-de-la-comunicacion/index.docx
+++ b/_site/posts/2025-06-01-proporcionalidad-de-magnitudes-en-ciencias-de-la-comunicacion/index.docx
@@ -160,7 +160,7 @@
         <w:t xml:space="preserve">: </w:t>
       </w:r>
       <w:r>
-        <w:t xml:space="preserve">conceptualización y redacción</w:t>
+        <w:t xml:space="preserve">conceptualización, metodología, análisis formal, investigación, recursos, curación de datos, redacción, visualización, supervisión, y administración del proyecto</w:t>
       </w:r>
     </w:p>
     <w:p>
@@ -168,7 +168,7 @@
         <w:pStyle w:val="BodyText"/>
       </w:pPr>
       <w:r>
-        <w:t xml:space="preserve">La correspondencia relativa a este artículo debe dirigirse a Edison Achalma, Escuela Profesional de Economía, Universidad Nacional de San Cristóbal de Huamanga, Ayacucho, AYA, Perú, Email:</w:t>
+        <w:t xml:space="preserve">La correspondencia relativa a este artículo debe dirigirse a Edison Achalma, Escuela Profesional de Economía, Universidad Nacional de San Cristóbal de Huamanga, Portal Independencia N° 57, Ayacucho, AYA 5001, Perú, Email:</w:t>
       </w:r>
       <w:r>
         <w:t xml:space="preserve"> </w:t>

--- a/_site/posts/2025-06-01-proporcionalidad-de-magnitudes-en-ciencias-de-la-comunicacion/index.docx
+++ b/_site/posts/2025-06-01-proporcionalidad-de-magnitudes-en-ciencias-de-la-comunicacion/index.docx
@@ -44,7 +44,7 @@
         <w:t xml:space="preserve"> </w:t>
       </w:r>
     </w:p>
-    <w:bookmarkStart w:id="20" w:name="title"/>
+    <w:bookmarkStart w:id="22" w:name="title"/>
     <w:p>
       <w:pPr>
         <w:pStyle w:val="Heading1"/>
@@ -93,8 +93,8 @@
         <w:t xml:space="preserve"> </w:t>
       </w:r>
     </w:p>
-    <w:bookmarkEnd w:id="20"/>
-    <w:bookmarkStart w:id="24" w:name="author-note"/>
+    <w:bookmarkEnd w:id="22"/>
+    <w:bookmarkStart w:id="26" w:name="author-note"/>
     <w:p>
       <w:pPr>
         <w:pStyle w:val="Heading1"/>
@@ -113,15 +113,15 @@
       <w:r>
         <w:t xml:space="preserve"> </w:t>
       </w:r>
-      <w:bookmarkStart w:id="21" w:name="orchid"/>
+      <w:bookmarkStart w:id="23" w:name="orchid"/>
       <w:r>
         <w:t xml:space="preserve">Orcid ID Logo: A green circle with white letters ID</w:t>
       </w:r>
-      <w:bookmarkEnd w:id="21"/>
-      <w:r>
-        <w:t xml:space="preserve"> </w:t>
-      </w:r>
-      <w:hyperlink r:id="rId22">
+      <w:bookmarkEnd w:id="23"/>
+      <w:r>
+        <w:t xml:space="preserve"> </w:t>
+      </w:r>
+      <w:hyperlink r:id="rId24">
         <w:r>
           <w:rPr>
             <w:rStyle w:val="Hyperlink"/>
@@ -173,7 +173,7 @@
       <w:r>
         <w:t xml:space="preserve"> </w:t>
       </w:r>
-      <w:hyperlink r:id="rId23">
+      <w:hyperlink r:id="rId25">
         <w:r>
           <w:rPr>
             <w:rStyle w:val="Hyperlink"/>
@@ -187,8 +187,8 @@
         <w:br w:type="page"/>
       </w:r>
     </w:p>
-    <w:bookmarkEnd w:id="24"/>
-    <w:bookmarkStart w:id="25" w:name="abstract"/>
+    <w:bookmarkEnd w:id="26"/>
+    <w:bookmarkStart w:id="27" w:name="abstract"/>
     <w:p>
       <w:pPr>
         <w:pStyle w:val="Heading1"/>
@@ -225,8 +225,8 @@
         <w:br w:type="page"/>
       </w:r>
     </w:p>
-    <w:bookmarkEnd w:id="25"/>
-    <w:bookmarkStart w:id="26" w:name="firstheader"/>
+    <w:bookmarkEnd w:id="27"/>
+    <w:bookmarkStart w:id="28" w:name="firstheader"/>
     <w:p>
       <w:pPr>
         <w:pStyle w:val="Heading1"/>
@@ -251,8 +251,8 @@
         <w:t xml:space="preserve">La monografía se estructura en tres capítulos principales: el Capítulo I aborda los fundamentos teóricos de razones y proporciones, el Capítulo II explora las aplicaciones de las magnitudes proporcionales, y el Capítulo III presenta casos prácticos que ilustran su relevancia. Finalmente, se ofrecen conclusiones y recomendaciones para fortalecer el uso de estas herramientas en la formación académica y profesional, acompañadas de referencias bibliográficas.</w:t>
       </w:r>
     </w:p>
-    <w:bookmarkEnd w:id="26"/>
-    <w:bookmarkStart w:id="35" w:name="razones-y-proporciones"/>
+    <w:bookmarkEnd w:id="28"/>
+    <w:bookmarkStart w:id="37" w:name="razones-y-proporciones"/>
     <w:p>
       <w:pPr>
         <w:pStyle w:val="Heading1"/>
@@ -261,7 +261,7 @@
         <w:t xml:space="preserve">1. Razones y Proporciones</w:t>
       </w:r>
     </w:p>
-    <w:bookmarkStart w:id="27" w:name="historia"/>
+    <w:bookmarkStart w:id="29" w:name="historia"/>
     <w:p>
       <w:pPr>
         <w:pStyle w:val="Heading2"/>
@@ -278,8 +278,8 @@
         <w:t xml:space="preserve">La historia de la razón y la proporcionalidad de magnitudes es un proceso complejo que se desarrolló desde la Antigua Grecia, pasando por la Edad Media y el Renacimiento, hasta influir en la enseñanza y comprensión actual de estos conceptos. El desarrollo de la razón y la proporcionalidad fue importante para el avance de las matemáticas y su aplicación en diversas disciplinas como las ciencias de la comunicación.</w:t>
       </w:r>
     </w:p>
-    <w:bookmarkEnd w:id="27"/>
-    <w:bookmarkStart w:id="28" w:name="orígenes-y-evolución-histórica"/>
+    <w:bookmarkEnd w:id="29"/>
+    <w:bookmarkStart w:id="30" w:name="orígenes-y-evolución-histórica"/>
     <w:p>
       <w:pPr>
         <w:pStyle w:val="Heading2"/>
@@ -359,19 +359,7 @@
         <w:t xml:space="preserve"> </w:t>
       </w:r>
       <w:r>
-        <w:t xml:space="preserve">en la Edad Media y Renacimiento, la traducción latina de Euclides por Campanus de Novara en el siglo XIII introdujo una interpretación aritmética de la proporcionalidad, añadiendo el concepto de</w:t>
-      </w:r>
-      <w:r>
-        <w:t xml:space="preserve"> </w:t>
-      </w:r>
-      <w:r>
-        <w:t xml:space="preserve">“denominatio”</w:t>
-      </w:r>
-      <w:r>
-        <w:t xml:space="preserve"> </w:t>
-      </w:r>
-      <w:r>
-        <w:t xml:space="preserve">para la razón, lo que no estaba en el original griego. Este proceso fue influenciado por tradiciones latinas y árabes, y se aceleró durante el Renacimiento.</w:t>
+        <w:t xml:space="preserve">en la Edad Media y Renacimiento, la traducción latina de Euclides por Campanus de Novara en el siglo XIII introdujo una interpretación aritmética de la proporcionalidad, añadiendo el concepto de “denominatio” para la razón, lo que no estaba en el original griego. Este proceso fue influenciado por tradiciones latinas y árabes, y se aceleró durante el Renacimiento.</w:t>
       </w:r>
     </w:p>
     <w:p>
@@ -402,8 +390,8 @@
         <w:t xml:space="preserve">, Silvio Belli, en 1573, intentó simplificar y corregir la teoría de razón y proporción para facilitar su aprendizaje, aunque cometió errores matemáticos comprensibles para su época. Su obra refleja la transición hacia una visión más aritmética y aplicada, especialmente en arquitectura e ingeniería.</w:t>
       </w:r>
     </w:p>
-    <w:bookmarkEnd w:id="28"/>
-    <w:bookmarkStart w:id="29" w:name="etimología"/>
+    <w:bookmarkEnd w:id="30"/>
+    <w:bookmarkStart w:id="31" w:name="etimología"/>
     <w:p>
       <w:pPr>
         <w:pStyle w:val="Heading2"/>
@@ -499,8 +487,8 @@
         <w:t xml:space="preserve">, que implica una relación equilibrada o simétrica entre partes.</w:t>
       </w:r>
     </w:p>
-    <w:bookmarkEnd w:id="29"/>
-    <w:bookmarkStart w:id="34" w:name="definición"/>
+    <w:bookmarkEnd w:id="31"/>
+    <w:bookmarkStart w:id="36" w:name="definición"/>
     <w:p>
       <w:pPr>
         <w:pStyle w:val="Heading2"/>
@@ -509,7 +497,7 @@
         <w:t xml:space="preserve">1.4 Definición</w:t>
       </w:r>
     </w:p>
-    <w:bookmarkStart w:id="30" w:name="razón"/>
+    <w:bookmarkStart w:id="32" w:name="razón"/>
     <w:p>
       <w:pPr>
         <w:pStyle w:val="Heading3"/>
@@ -546,8 +534,8 @@
         <w:t xml:space="preserve">, es una relación entre dos cantidades que indica cuántas veces una contiene a la otra o cómo se comparan entre sí. Se clasifica en:</w:t>
       </w:r>
     </w:p>
-    <w:bookmarkEnd w:id="30"/>
-    <w:bookmarkStart w:id="31" w:name="razón-aritmética"/>
+    <w:bookmarkEnd w:id="32"/>
+    <w:bookmarkStart w:id="33" w:name="razón-aritmética"/>
     <w:p>
       <w:pPr>
         <w:pStyle w:val="Heading3"/>
@@ -662,8 +650,8 @@
         <w:t xml:space="preserve">es el Consecuente.</w:t>
       </w:r>
     </w:p>
-    <w:bookmarkEnd w:id="31"/>
-    <w:bookmarkStart w:id="32" w:name="razón-geométrica"/>
+    <w:bookmarkEnd w:id="33"/>
+    <w:bookmarkStart w:id="34" w:name="razón-geométrica"/>
     <w:p>
       <w:pPr>
         <w:pStyle w:val="Heading3"/>
@@ -781,8 +769,8 @@
         <w:t xml:space="preserve">es el Consecuente.</w:t>
       </w:r>
     </w:p>
-    <w:bookmarkEnd w:id="32"/>
-    <w:bookmarkStart w:id="33" w:name="proporción"/>
+    <w:bookmarkEnd w:id="34"/>
+    <w:bookmarkStart w:id="35" w:name="proporción"/>
     <w:p>
       <w:pPr>
         <w:pStyle w:val="Heading3"/>
@@ -2168,8 +2156,8 @@
         </m:r>
         <m:r>
           <m:rPr>
+            <m:scr m:val="double-struck"/>
             <m:sty m:val="p"/>
-            <m:scr m:val="double-struck"/>
           </m:rPr>
           <m:t>Q</m:t>
         </m:r>
@@ -2260,10 +2248,10 @@
         </m:f>
       </m:oMath>
     </w:p>
-    <w:bookmarkEnd w:id="33"/>
-    <w:bookmarkEnd w:id="34"/>
     <w:bookmarkEnd w:id="35"/>
-    <w:bookmarkStart w:id="57" w:name="magnitudes-proporcionales"/>
+    <w:bookmarkEnd w:id="36"/>
+    <w:bookmarkEnd w:id="37"/>
+    <w:bookmarkStart w:id="59" w:name="magnitudes-proporcionales"/>
     <w:p>
       <w:pPr>
         <w:pStyle w:val="Heading1"/>
@@ -2303,7 +2291,7 @@
         <w:t xml:space="preserve">es la relación entre dos cantidades donde el cambio en una afecta a la otra de manera predecible y constante, ya sea aumentando o disminuyendo juntas (directa) o en sentido contrario (inversa).</w:t>
       </w:r>
     </w:p>
-    <w:bookmarkStart w:id="38" w:name="magnitudes-directamente-proporcionales"/>
+    <w:bookmarkStart w:id="40" w:name="magnitudes-directamente-proporcionales"/>
     <w:p>
       <w:pPr>
         <w:pStyle w:val="Heading2"/>
@@ -2360,7 +2348,7 @@
         <w:t xml:space="preserve">(likes, comentarios, compartidos) que estas generan. La siguiente tabla muestra datos hipotéticos:</w:t>
       </w:r>
     </w:p>
-    <w:bookmarkStart w:id="37" w:name="tbl-mytable4"/>
+    <w:bookmarkStart w:id="39" w:name="tbl-mytable4"/>
     <w:p>
       <w:pPr>
         <w:pStyle w:val="FigureTitle"/>
@@ -2377,7 +2365,7 @@
         <w:t xml:space="preserve">Relación entre Publicaciones en redes sociales e Interacciones</w:t>
       </w:r>
     </w:p>
-    <w:bookmarkStart w:id="36" w:name="tbl-mytable4"/>
+    <w:bookmarkStart w:id="38" w:name="tbl-mytable4"/>
     <w:tbl>
       <w:tblPr>
         <w:tblStyle w:val="Table"/>
@@ -2549,8 +2537,8 @@
         </w:tc>
       </w:tr>
     </w:tbl>
-    <w:bookmarkEnd w:id="36"/>
-    <w:bookmarkEnd w:id="37"/>
+    <w:bookmarkEnd w:id="38"/>
+    <w:bookmarkEnd w:id="39"/>
     <w:p>
       <w:pPr>
         <w:pStyle w:val="FigureNote"/>
@@ -2837,8 +2825,8 @@
         </m:oMath>
       </m:oMathPara>
     </w:p>
-    <w:bookmarkEnd w:id="38"/>
-    <w:bookmarkStart w:id="39" w:name="representación-gráfica"/>
+    <w:bookmarkEnd w:id="40"/>
+    <w:bookmarkStart w:id="41" w:name="representación-gráfica"/>
     <w:p>
       <w:pPr>
         <w:pStyle w:val="Heading2"/>
@@ -3475,8 +3463,8 @@
         <w:t xml:space="preserve">plt.show()</w:t>
       </w:r>
     </w:p>
-    <w:bookmarkEnd w:id="39"/>
-    <w:bookmarkStart w:id="42" w:name="caso-general"/>
+    <w:bookmarkEnd w:id="41"/>
+    <w:bookmarkStart w:id="44" w:name="caso-general"/>
     <w:p>
       <w:pPr>
         <w:pStyle w:val="Heading2"/>
@@ -3518,7 +3506,7 @@
         <w:t xml:space="preserve">, se cumple:</w:t>
       </w:r>
     </w:p>
-    <w:bookmarkStart w:id="41" w:name="tbl-mytable2"/>
+    <w:bookmarkStart w:id="43" w:name="tbl-mytable2"/>
     <w:p>
       <w:pPr>
         <w:pStyle w:val="FigureTitle"/>
@@ -3535,7 +3523,7 @@
         <w:t xml:space="preserve">Magnitudes directamente proporcionales</w:t>
       </w:r>
     </w:p>
-    <w:bookmarkStart w:id="40" w:name="tbl-mytable2"/>
+    <w:bookmarkStart w:id="42" w:name="tbl-mytable2"/>
     <w:tbl>
       <w:tblPr>
         <w:tblStyle w:val="Table"/>
@@ -3714,8 +3702,8 @@
         </w:tc>
       </w:tr>
     </w:tbl>
-    <w:bookmarkEnd w:id="40"/>
-    <w:bookmarkEnd w:id="41"/>
+    <w:bookmarkEnd w:id="42"/>
+    <w:bookmarkEnd w:id="43"/>
     <w:p>
       <w:pPr>
         <w:pStyle w:val="FigureNote"/>
@@ -3987,8 +3975,8 @@
           </m:r>
           <m:r>
             <m:rPr>
-              <m:sty m:val="p"/>
               <m:scr m:val="double-struck"/>
+              <m:sty m:val="p"/>
             </m:rPr>
             <m:t>Z</m:t>
           </m:r>
@@ -4030,8 +4018,8 @@
         <w:t xml:space="preserve">.</w:t>
       </w:r>
     </w:p>
-    <w:bookmarkEnd w:id="42"/>
-    <w:bookmarkStart w:id="45" w:name="función-de-proporcionalidad-directa"/>
+    <w:bookmarkEnd w:id="44"/>
+    <w:bookmarkStart w:id="47" w:name="función-de-proporcionalidad-directa"/>
     <w:p>
       <w:pPr>
         <w:pStyle w:val="Heading2"/>
@@ -4073,19 +4061,21 @@
           <m:r>
             <m:t>f</m:t>
           </m:r>
-          <m:d>
-            <m:dPr>
-              <m:begChr m:val="("/>
-              <m:sepChr m:val=""/>
-              <m:endChr m:val=")"/>
-              <m:grow/>
-            </m:dPr>
-            <m:e>
-              <m:r>
-                <m:t>x</m:t>
-              </m:r>
-            </m:e>
-          </m:d>
+          <m:r>
+            <m:rPr>
+              <m:sty m:val="p"/>
+            </m:rPr>
+            <m:t>(</m:t>
+          </m:r>
+          <m:r>
+            <m:t>x</m:t>
+          </m:r>
+          <m:r>
+            <m:rPr>
+              <m:sty m:val="p"/>
+            </m:rPr>
+            <m:t>)</m:t>
+          </m:r>
           <m:r>
             <m:rPr>
               <m:sty m:val="p"/>
@@ -4115,19 +4105,21 @@
         <m:r>
           <m:t>f</m:t>
         </m:r>
-        <m:d>
-          <m:dPr>
-            <m:begChr m:val="("/>
-            <m:sepChr m:val=""/>
-            <m:endChr m:val=")"/>
-            <m:grow/>
-          </m:dPr>
-          <m:e>
-            <m:r>
-              <m:t>x</m:t>
-            </m:r>
-          </m:e>
-        </m:d>
+        <m:r>
+          <m:rPr>
+            <m:sty m:val="p"/>
+          </m:rPr>
+          <m:t>(</m:t>
+        </m:r>
+        <m:r>
+          <m:t>x</m:t>
+        </m:r>
+        <m:r>
+          <m:rPr>
+            <m:sty m:val="p"/>
+          </m:rPr>
+          <m:t>)</m:t>
+        </m:r>
       </m:oMath>
       <w:r>
         <w:t xml:space="preserve"> </w:t>
@@ -4222,7 +4214,7 @@
         <w:t xml:space="preserve">que visitan el sitio:</w:t>
       </w:r>
     </w:p>
-    <w:bookmarkStart w:id="44" w:name="tbl-mytable8"/>
+    <w:bookmarkStart w:id="46" w:name="tbl-mytable8"/>
     <w:p>
       <w:pPr>
         <w:pStyle w:val="FigureTitle"/>
@@ -4239,7 +4231,7 @@
         <w:t xml:space="preserve">Relación entre Artículos publicados y Lectores</w:t>
       </w:r>
     </w:p>
-    <w:bookmarkStart w:id="43" w:name="tbl-mytable8"/>
+    <w:bookmarkStart w:id="45" w:name="tbl-mytable8"/>
     <w:tbl>
       <w:tblPr>
         <w:tblStyle w:val="Table"/>
@@ -4410,8 +4402,8 @@
         </w:tc>
       </w:tr>
     </w:tbl>
-    <w:bookmarkEnd w:id="43"/>
-    <w:bookmarkEnd w:id="44"/>
+    <w:bookmarkEnd w:id="45"/>
+    <w:bookmarkEnd w:id="46"/>
     <w:p>
       <w:pPr>
         <w:pStyle w:val="FigureNote"/>
@@ -4620,8 +4612,8 @@
         </m:oMath>
       </m:oMathPara>
     </w:p>
-    <w:bookmarkEnd w:id="45"/>
-    <w:bookmarkStart w:id="48" w:name="magnitudes-inversamente-proporcionales"/>
+    <w:bookmarkEnd w:id="47"/>
+    <w:bookmarkStart w:id="50" w:name="magnitudes-inversamente-proporcionales"/>
     <w:p>
       <w:pPr>
         <w:pStyle w:val="Heading2"/>
@@ -4675,7 +4667,7 @@
         <w:t xml:space="preserve">en las publicaciones. La siguiente tabla se muestra los datos:</w:t>
       </w:r>
     </w:p>
-    <w:bookmarkStart w:id="47" w:name="tbl-mytable10"/>
+    <w:bookmarkStart w:id="49" w:name="tbl-mytable10"/>
     <w:p>
       <w:pPr>
         <w:pStyle w:val="FigureTitle"/>
@@ -4692,7 +4684,7 @@
         <w:t xml:space="preserve">Relación entre Tiempo de verificación y Errores en publicaciones</w:t>
       </w:r>
     </w:p>
-    <w:bookmarkStart w:id="46" w:name="tbl-mytable10"/>
+    <w:bookmarkStart w:id="48" w:name="tbl-mytable10"/>
     <w:tbl>
       <w:tblPr>
         <w:tblStyle w:val="Table"/>
@@ -4841,8 +4833,8 @@
         </w:tc>
       </w:tr>
     </w:tbl>
-    <w:bookmarkEnd w:id="46"/>
-    <w:bookmarkEnd w:id="47"/>
+    <w:bookmarkEnd w:id="48"/>
+    <w:bookmarkEnd w:id="49"/>
     <w:p>
       <w:pPr>
         <w:pStyle w:val="FigureNote"/>
@@ -4888,46 +4880,50 @@
           <m:jc m:val="center"/>
         </m:oMathParaPr>
         <m:oMath>
-          <m:d>
-            <m:dPr>
-              <m:begChr m:val="("/>
-              <m:sepChr m:val=""/>
-              <m:endChr m:val=")"/>
-              <m:grow/>
-            </m:dPr>
-            <m:e>
-              <m:r>
-                <m:rPr>
-                  <m:nor/>
-                  <m:sty m:val="p"/>
-                </m:rPr>
-                <m:t>Tiempo de verificación</m:t>
-              </m:r>
-            </m:e>
-          </m:d>
+          <m:r>
+            <m:rPr>
+              <m:sty m:val="p"/>
+            </m:rPr>
+            <m:t>(</m:t>
+          </m:r>
+          <m:r>
+            <m:rPr>
+              <m:nor/>
+              <m:sty m:val="p"/>
+            </m:rPr>
+            <m:t>Tiempo de verificación</m:t>
+          </m:r>
+          <m:r>
+            <m:rPr>
+              <m:sty m:val="p"/>
+            </m:rPr>
+            <m:t>)</m:t>
+          </m:r>
           <m:r>
             <m:rPr>
               <m:sty m:val="p"/>
             </m:rPr>
             <m:t>⋅</m:t>
           </m:r>
-          <m:d>
-            <m:dPr>
-              <m:begChr m:val="("/>
-              <m:sepChr m:val=""/>
-              <m:endChr m:val=")"/>
-              <m:grow/>
-            </m:dPr>
-            <m:e>
-              <m:r>
-                <m:rPr>
-                  <m:nor/>
-                  <m:sty m:val="p"/>
-                </m:rPr>
-                <m:t>Errores</m:t>
-              </m:r>
-            </m:e>
-          </m:d>
+          <m:r>
+            <m:rPr>
+              <m:sty m:val="p"/>
+            </m:rPr>
+            <m:t>(</m:t>
+          </m:r>
+          <m:r>
+            <m:rPr>
+              <m:nor/>
+              <m:sty m:val="p"/>
+            </m:rPr>
+            <m:t>Errores</m:t>
+          </m:r>
+          <m:r>
+            <m:rPr>
+              <m:sty m:val="p"/>
+            </m:rPr>
+            <m:t>)</m:t>
+          </m:r>
           <m:r>
             <m:rPr>
               <m:sty m:val="p"/>
@@ -5113,8 +5109,8 @@
         </m:oMath>
       </m:oMathPara>
     </w:p>
-    <w:bookmarkEnd w:id="48"/>
-    <w:bookmarkStart w:id="49" w:name="representación-gráfica-1"/>
+    <w:bookmarkEnd w:id="50"/>
+    <w:bookmarkStart w:id="51" w:name="representación-gráfica-1"/>
     <w:p>
       <w:pPr>
         <w:pStyle w:val="Heading2"/>
@@ -5735,8 +5731,8 @@
         <w:t xml:space="preserve">La gráfica muestra cómo, al aumentar el tiempo de verificación, el número de errores disminuye, siguiendo una relación inversa.</w:t>
       </w:r>
     </w:p>
-    <w:bookmarkEnd w:id="49"/>
-    <w:bookmarkStart w:id="52" w:name="caso-general-1"/>
+    <w:bookmarkEnd w:id="51"/>
+    <w:bookmarkStart w:id="54" w:name="caso-general-1"/>
     <w:p>
       <w:pPr>
         <w:pStyle w:val="Heading2"/>
@@ -5778,7 +5774,7 @@
         <w:t xml:space="preserve">, se cumple:</w:t>
       </w:r>
     </w:p>
-    <w:bookmarkStart w:id="51" w:name="tbl-mytable11"/>
+    <w:bookmarkStart w:id="53" w:name="tbl-mytable11"/>
     <w:p>
       <w:pPr>
         <w:pStyle w:val="FigureTitle"/>
@@ -5795,7 +5791,7 @@
         <w:t xml:space="preserve">Magnitudes inversamente proporcionales</w:t>
       </w:r>
     </w:p>
-    <w:bookmarkStart w:id="50" w:name="tbl-mytable11"/>
+    <w:bookmarkStart w:id="52" w:name="tbl-mytable11"/>
     <w:tbl>
       <w:tblPr>
         <w:tblStyle w:val="Table"/>
@@ -6052,8 +6048,8 @@
         </w:tc>
       </w:tr>
     </w:tbl>
-    <w:bookmarkEnd w:id="50"/>
-    <w:bookmarkEnd w:id="51"/>
+    <w:bookmarkEnd w:id="52"/>
+    <w:bookmarkEnd w:id="53"/>
     <w:p>
       <w:pPr>
         <w:pStyle w:val="FigureNote"/>
@@ -6361,8 +6357,8 @@
           </m:r>
           <m:r>
             <m:rPr>
-              <m:sty m:val="p"/>
               <m:scr m:val="double-struck"/>
+              <m:sty m:val="p"/>
             </m:rPr>
             <m:t>Z</m:t>
           </m:r>
@@ -6404,8 +6400,8 @@
         <w:t xml:space="preserve">.</w:t>
       </w:r>
     </w:p>
-    <w:bookmarkEnd w:id="52"/>
-    <w:bookmarkStart w:id="55" w:name="función-de-proporcionalidad-inversa"/>
+    <w:bookmarkEnd w:id="54"/>
+    <w:bookmarkStart w:id="57" w:name="función-de-proporcionalidad-inversa"/>
     <w:p>
       <w:pPr>
         <w:pStyle w:val="Heading2"/>
@@ -6566,7 +6562,7 @@
         <w:t xml:space="preserve">en un medio:</w:t>
       </w:r>
     </w:p>
-    <w:bookmarkStart w:id="54" w:name="tbl-mytable12"/>
+    <w:bookmarkStart w:id="56" w:name="tbl-mytable12"/>
     <w:p>
       <w:pPr>
         <w:pStyle w:val="FigureTitle"/>
@@ -6583,7 +6579,7 @@
         <w:t xml:space="preserve">Relación entre Frecuencia de titulares clickbait y Confianza del lector</w:t>
       </w:r>
     </w:p>
-    <w:bookmarkStart w:id="53" w:name="tbl-mytable12"/>
+    <w:bookmarkStart w:id="55" w:name="tbl-mytable12"/>
     <w:tbl>
       <w:tblPr>
         <w:tblStyle w:val="Table"/>
@@ -6732,8 +6728,8 @@
         </w:tc>
       </w:tr>
     </w:tbl>
-    <w:bookmarkEnd w:id="53"/>
-    <w:bookmarkEnd w:id="54"/>
+    <w:bookmarkEnd w:id="55"/>
+    <w:bookmarkEnd w:id="56"/>
     <w:p>
       <w:pPr>
         <w:pStyle w:val="FigureNote"/>
@@ -6929,8 +6925,8 @@
         </m:oMath>
       </m:oMathPara>
     </w:p>
-    <w:bookmarkEnd w:id="55"/>
-    <w:bookmarkStart w:id="56" w:name="propiedades"/>
+    <w:bookmarkEnd w:id="57"/>
+    <w:bookmarkStart w:id="58" w:name="propiedades"/>
     <w:p>
       <w:pPr>
         <w:pStyle w:val="Heading2"/>
@@ -7226,8 +7222,8 @@
         </m:r>
         <m:r>
           <m:rPr>
+            <m:scr m:val="double-struck"/>
             <m:sty m:val="p"/>
-            <m:scr m:val="double-struck"/>
           </m:rPr>
           <m:t>Q</m:t>
         </m:r>
@@ -7358,9 +7354,9 @@
         </m:sSup>
       </m:oMath>
     </w:p>
-    <w:bookmarkEnd w:id="56"/>
-    <w:bookmarkEnd w:id="57"/>
-    <w:bookmarkStart w:id="62" w:name="X66a53dce4737e379b4728943e10372be9fa1290"/>
+    <w:bookmarkEnd w:id="58"/>
+    <w:bookmarkEnd w:id="59"/>
+    <w:bookmarkStart w:id="64" w:name="X66a53dce4737e379b4728943e10372be9fa1290"/>
     <w:p>
       <w:pPr>
         <w:pStyle w:val="Heading1"/>
@@ -7419,7 +7415,7 @@
         <w:t xml:space="preserve">.</w:t>
       </w:r>
     </w:p>
-    <w:bookmarkStart w:id="59" w:name="reparto-directo"/>
+    <w:bookmarkStart w:id="61" w:name="reparto-directo"/>
     <w:p>
       <w:pPr>
         <w:pStyle w:val="Heading2"/>
@@ -7663,7 +7659,7 @@
         <w:t xml:space="preserve">Los proyectos reciben S/ 1,500, S/ 4,500 y S/ 6,000, respectivamente.</w:t>
       </w:r>
     </w:p>
-    <w:bookmarkStart w:id="58" w:name="gráfica-del-reparto-directo"/>
+    <w:bookmarkStart w:id="60" w:name="gráfica-del-reparto-directo"/>
     <w:p>
       <w:pPr>
         <w:pStyle w:val="Heading3"/>
@@ -8204,9 +8200,9 @@
         <w:t xml:space="preserve">plt.show()</w:t>
       </w:r>
     </w:p>
-    <w:bookmarkEnd w:id="58"/>
-    <w:bookmarkEnd w:id="59"/>
-    <w:bookmarkStart w:id="61" w:name="reparto-inverso"/>
+    <w:bookmarkEnd w:id="60"/>
+    <w:bookmarkEnd w:id="61"/>
+    <w:bookmarkStart w:id="63" w:name="reparto-inverso"/>
     <w:p>
       <w:pPr>
         <w:pStyle w:val="Heading2"/>
@@ -8568,7 +8564,7 @@
         <w:t xml:space="preserve">Los equipos reciben aproximadamente S/ 34,286, S/ 17,143 y S/ 8,571, respectivamente.</w:t>
       </w:r>
     </w:p>
-    <w:bookmarkStart w:id="60" w:name="gráfica-del-reparto-inverso"/>
+    <w:bookmarkStart w:id="62" w:name="gráfica-del-reparto-inverso"/>
     <w:p>
       <w:pPr>
         <w:pStyle w:val="Heading3"/>
@@ -9124,10 +9120,10 @@
         <w:t xml:space="preserve">plt.show()</w:t>
       </w:r>
     </w:p>
-    <w:bookmarkEnd w:id="60"/>
-    <w:bookmarkEnd w:id="61"/>
     <w:bookmarkEnd w:id="62"/>
-    <w:bookmarkStart w:id="71" w:name="regla-de-tres-y-porcentajes"/>
+    <w:bookmarkEnd w:id="63"/>
+    <w:bookmarkEnd w:id="64"/>
+    <w:bookmarkStart w:id="73" w:name="regla-de-tres-y-porcentajes"/>
     <w:p>
       <w:pPr>
         <w:pStyle w:val="Heading1"/>
@@ -9144,7 +9140,7 @@
         <w:t xml:space="preserve">La regla de tres y los porcentajes son herramientas matemáticas esenciales para resolver problemas de proporcionalidad y comparación de datos.</w:t>
       </w:r>
     </w:p>
-    <w:bookmarkStart w:id="66" w:name="regla-de-tres"/>
+    <w:bookmarkStart w:id="68" w:name="regla-de-tres"/>
     <w:p>
       <w:pPr>
         <w:pStyle w:val="Heading2"/>
@@ -9177,7 +9173,7 @@
         <w:t xml:space="preserve">permite encontrar un valor desconocido a partir de tres valores conocidos, en relaciones de proporcionalidad directa o inversa.</w:t>
       </w:r>
     </w:p>
-    <w:bookmarkStart w:id="63" w:name="regla-de-tres-simple-directa"/>
+    <w:bookmarkStart w:id="65" w:name="regla-de-tres-simple-directa"/>
     <w:p>
       <w:pPr>
         <w:pStyle w:val="Heading3"/>
@@ -10134,8 +10130,8 @@
         <w:t xml:space="preserve">plt.show()</w:t>
       </w:r>
     </w:p>
-    <w:bookmarkEnd w:id="63"/>
-    <w:bookmarkStart w:id="64" w:name="regla-de-tres-simple-inversa"/>
+    <w:bookmarkEnd w:id="65"/>
+    <w:bookmarkStart w:id="66" w:name="regla-de-tres-simple-inversa"/>
     <w:p>
       <w:pPr>
         <w:pStyle w:val="Heading3"/>
@@ -11049,8 +11045,8 @@
         <w:t xml:space="preserve">plt.show()</w:t>
       </w:r>
     </w:p>
-    <w:bookmarkEnd w:id="64"/>
-    <w:bookmarkStart w:id="65" w:name="regla-de-tres-compuesta"/>
+    <w:bookmarkEnd w:id="66"/>
+    <w:bookmarkStart w:id="67" w:name="regla-de-tres-compuesta"/>
     <w:p>
       <w:pPr>
         <w:pStyle w:val="Heading3"/>
@@ -11517,9 +11513,9 @@
         <w:t xml:space="preserve">Tomará 12 horas.</w:t>
       </w:r>
     </w:p>
-    <w:bookmarkEnd w:id="65"/>
-    <w:bookmarkEnd w:id="66"/>
-    <w:bookmarkStart w:id="70" w:name="porcentajes"/>
+    <w:bookmarkEnd w:id="67"/>
+    <w:bookmarkEnd w:id="68"/>
+    <w:bookmarkStart w:id="72" w:name="porcentajes"/>
     <w:p>
       <w:pPr>
         <w:pStyle w:val="Heading2"/>
@@ -11549,16 +11545,32 @@
         <w:t xml:space="preserve"> </w:t>
       </w:r>
       <w:r>
-        <w:t xml:space="preserve">expresa una proporción en términos de</w:t>
-      </w:r>
-      <w:r>
-        <w:t xml:space="preserve"> </w:t>
-      </w:r>
-      <w:r>
-        <w:t xml:space="preserve">“por cada cien”</w:t>
-      </w:r>
-      <w:r>
-        <w:t xml:space="preserve">, facilitando la comparación de datos. La fórmula para calcular un porcentaje es:</w:t>
+        <w:t xml:space="preserve">expresa una proporción en términos de “por cada cien”, facilitando la comparación de datos. La fórmula para calcular un porcentaje es:</w:t>
+      </w:r>
+    </w:p>
+    <w:p>
+      <w:pPr>
+        <w:pStyle w:val="BodyText"/>
+      </w:pPr>
+      <w:r>
+        <w:t xml:space="preserve">$$
+    \text{a por ciento de N} = a% \text{ de } N = \frac{a}{100} \cdot N
+    $$</w:t>
+      </w:r>
+    </w:p>
+    <w:p>
+      <w:pPr>
+        <w:pStyle w:val="FirstParagraph"/>
+      </w:pPr>
+      <w:r>
+        <w:rPr>
+          <w:b/>
+          <w:bCs/>
+        </w:rPr>
+        <w:t xml:space="preserve">Ejemplo</w:t>
+      </w:r>
+      <w:r>
+        <w:t xml:space="preserve">: Calcular el 25% de 200 lectores.</w:t>
       </w:r>
     </w:p>
     <w:p>
@@ -11571,20 +11583,7 @@
         </m:oMathParaPr>
         <m:oMath>
           <m:r>
-            <m:rPr>
-              <m:nor/>
-              <m:sty m:val="p"/>
-            </m:rPr>
-            <m:t>a por ciento de N</m:t>
-          </m:r>
-          <m:r>
-            <m:rPr>
-              <m:sty m:val="p"/>
-            </m:rPr>
-            <m:t>=</m:t>
-          </m:r>
-          <m:r>
-            <m:t>a</m:t>
+            <m:t>25</m:t>
           </m:r>
         </m:oMath>
       </m:oMathPara>
@@ -11594,40 +11593,10 @@
         <w:pStyle w:val="FirstParagraph"/>
       </w:pPr>
       <w:r>
-        <w:rPr>
-          <w:b/>
-          <w:bCs/>
-        </w:rPr>
-        <w:t xml:space="preserve">Ejemplo</w:t>
-      </w:r>
-      <w:r>
-        <w:t xml:space="preserve">: Calcular el 25% de 200 lectores.</w:t>
-      </w:r>
-    </w:p>
-    <w:p>
-      <w:pPr>
-        <w:pStyle w:val="BodyText"/>
-      </w:pPr>
-      <m:oMathPara>
-        <m:oMathParaPr>
-          <m:jc m:val="center"/>
-        </m:oMathParaPr>
-        <m:oMath>
-          <m:r>
-            <m:t>25</m:t>
-          </m:r>
-        </m:oMath>
-      </m:oMathPara>
-    </w:p>
-    <w:p>
-      <w:pPr>
-        <w:pStyle w:val="FirstParagraph"/>
-      </w:pPr>
-      <w:r>
         <w:t xml:space="preserve">50 lectores representan el 25% de 200.</w:t>
       </w:r>
     </w:p>
-    <w:bookmarkStart w:id="67" w:name="parte-de-un-total-como-porcentaje"/>
+    <w:bookmarkStart w:id="69" w:name="parte-de-un-total-como-porcentaje"/>
     <w:p>
       <w:pPr>
         <w:pStyle w:val="Heading3"/>
@@ -11747,8 +11716,8 @@
         <w:t xml:space="preserve">El 20% de los suscriptores leyeron el artículo.</w:t>
       </w:r>
     </w:p>
-    <w:bookmarkEnd w:id="67"/>
-    <w:bookmarkStart w:id="68" w:name="operaciones-con-porcentajes"/>
+    <w:bookmarkEnd w:id="69"/>
+    <w:bookmarkStart w:id="70" w:name="operaciones-con-porcentajes"/>
     <w:p>
       <w:pPr>
         <w:pStyle w:val="Heading3"/>
@@ -11827,8 +11796,8 @@
         <w:t xml:space="preserve">Se gastó el 100% del presupuesto.</w:t>
       </w:r>
     </w:p>
-    <w:bookmarkEnd w:id="68"/>
-    <w:bookmarkStart w:id="69" w:name="aplicaciones-de-los-porcentajes"/>
+    <w:bookmarkEnd w:id="70"/>
+    <w:bookmarkStart w:id="71" w:name="aplicaciones-de-los-porcentajes"/>
     <w:p>
       <w:pPr>
         <w:pStyle w:val="Heading3"/>
@@ -11862,11 +11831,9 @@
       <w:r>
         <w:t xml:space="preserve"> </w:t>
       </w:r>
-      <m:oMath>
-        <m:r>
-          <m:t>a</m:t>
-        </m:r>
-      </m:oMath>
+      <w:r>
+        <w:t xml:space="preserve">$a%$</w:t>
+      </w:r>
       <w:r>
         <w:t xml:space="preserve"> </w:t>
       </w:r>
@@ -11876,11 +11843,9 @@
       <w:r>
         <w:t xml:space="preserve"> </w:t>
       </w:r>
-      <m:oMath>
-        <m:r>
-          <m:t>b</m:t>
-        </m:r>
-      </m:oMath>
+      <w:r>
+        <w:t xml:space="preserve">$b%$</w:t>
+      </w:r>
       <w:r>
         <w:t xml:space="preserve">, el descuento único equivalente es:</w:t>
       </w:r>
@@ -11907,28 +11872,30 @@
             </m:rPr>
             <m:t>=</m:t>
           </m:r>
-          <m:d>
-            <m:dPr>
-              <m:begChr m:val="("/>
-              <m:sepChr m:val=""/>
-              <m:endChr m:val=")"/>
-              <m:grow/>
-            </m:dPr>
-            <m:e>
-              <m:r>
-                <m:t>a</m:t>
-              </m:r>
-              <m:r>
-                <m:rPr>
-                  <m:sty m:val="p"/>
-                </m:rPr>
-                <m:t>+</m:t>
-              </m:r>
-              <m:r>
-                <m:t>b</m:t>
-              </m:r>
-            </m:e>
-          </m:d>
+          <m:r>
+            <m:rPr>
+              <m:sty m:val="p"/>
+            </m:rPr>
+            <m:t>(</m:t>
+          </m:r>
+          <m:r>
+            <m:t>a</m:t>
+          </m:r>
+          <m:r>
+            <m:rPr>
+              <m:sty m:val="p"/>
+            </m:rPr>
+            <m:t>+</m:t>
+          </m:r>
+          <m:r>
+            <m:t>b</m:t>
+          </m:r>
+          <m:r>
+            <m:rPr>
+              <m:sty m:val="p"/>
+            </m:rPr>
+            <m:t>)</m:t>
+          </m:r>
           <m:r>
             <m:rPr>
               <m:sty m:val="p"/>
@@ -11999,28 +11966,30 @@
             </m:rPr>
             <m:t>=</m:t>
           </m:r>
-          <m:d>
-            <m:dPr>
-              <m:begChr m:val="("/>
-              <m:sepChr m:val=""/>
-              <m:endChr m:val=")"/>
-              <m:grow/>
-            </m:dPr>
-            <m:e>
-              <m:r>
-                <m:t>10</m:t>
-              </m:r>
-              <m:r>
-                <m:rPr>
-                  <m:sty m:val="p"/>
-                </m:rPr>
-                <m:t>+</m:t>
-              </m:r>
-              <m:r>
-                <m:t>20</m:t>
-              </m:r>
-            </m:e>
-          </m:d>
+          <m:r>
+            <m:rPr>
+              <m:sty m:val="p"/>
+            </m:rPr>
+            <m:t>(</m:t>
+          </m:r>
+          <m:r>
+            <m:t>10</m:t>
+          </m:r>
+          <m:r>
+            <m:rPr>
+              <m:sty m:val="p"/>
+            </m:rPr>
+            <m:t>+</m:t>
+          </m:r>
+          <m:r>
+            <m:t>20</m:t>
+          </m:r>
+          <m:r>
+            <m:rPr>
+              <m:sty m:val="p"/>
+            </m:rPr>
+            <m:t>)</m:t>
+          </m:r>
           <m:r>
             <m:rPr>
               <m:sty m:val="p"/>
@@ -12114,11 +12083,9 @@
       <w:r>
         <w:t xml:space="preserve"> </w:t>
       </w:r>
-      <m:oMath>
-        <m:r>
-          <m:t>a</m:t>
-        </m:r>
-      </m:oMath>
+      <w:r>
+        <w:t xml:space="preserve">$a%$</w:t>
+      </w:r>
       <w:r>
         <w:t xml:space="preserve"> </w:t>
       </w:r>
@@ -12128,11 +12095,9 @@
       <w:r>
         <w:t xml:space="preserve"> </w:t>
       </w:r>
-      <m:oMath>
-        <m:r>
-          <m:t>b</m:t>
-        </m:r>
-      </m:oMath>
+      <w:r>
+        <w:t xml:space="preserve">$b%$</w:t>
+      </w:r>
       <w:r>
         <w:t xml:space="preserve">, el aumento único equivalente es:</w:t>
       </w:r>
@@ -12159,28 +12124,30 @@
             </m:rPr>
             <m:t>=</m:t>
           </m:r>
-          <m:d>
-            <m:dPr>
-              <m:begChr m:val="("/>
-              <m:sepChr m:val=""/>
-              <m:endChr m:val=")"/>
-              <m:grow/>
-            </m:dPr>
-            <m:e>
-              <m:r>
-                <m:t>a</m:t>
-              </m:r>
-              <m:r>
-                <m:rPr>
-                  <m:sty m:val="p"/>
-                </m:rPr>
-                <m:t>+</m:t>
-              </m:r>
-              <m:r>
-                <m:t>b</m:t>
-              </m:r>
-            </m:e>
-          </m:d>
+          <m:r>
+            <m:rPr>
+              <m:sty m:val="p"/>
+            </m:rPr>
+            <m:t>(</m:t>
+          </m:r>
+          <m:r>
+            <m:t>a</m:t>
+          </m:r>
+          <m:r>
+            <m:rPr>
+              <m:sty m:val="p"/>
+            </m:rPr>
+            <m:t>+</m:t>
+          </m:r>
+          <m:r>
+            <m:t>b</m:t>
+          </m:r>
+          <m:r>
+            <m:rPr>
+              <m:sty m:val="p"/>
+            </m:rPr>
+            <m:t>)</m:t>
+          </m:r>
           <m:r>
             <m:rPr>
               <m:sty m:val="p"/>
@@ -12251,28 +12218,30 @@
             </m:rPr>
             <m:t>=</m:t>
           </m:r>
-          <m:d>
-            <m:dPr>
-              <m:begChr m:val="("/>
-              <m:sepChr m:val=""/>
-              <m:endChr m:val=")"/>
-              <m:grow/>
-            </m:dPr>
-            <m:e>
-              <m:r>
-                <m:t>15</m:t>
-              </m:r>
-              <m:r>
-                <m:rPr>
-                  <m:sty m:val="p"/>
-                </m:rPr>
-                <m:t>+</m:t>
-              </m:r>
-              <m:r>
-                <m:t>10</m:t>
-              </m:r>
-            </m:e>
-          </m:d>
+          <m:r>
+            <m:rPr>
+              <m:sty m:val="p"/>
+            </m:rPr>
+            <m:t>(</m:t>
+          </m:r>
+          <m:r>
+            <m:t>15</m:t>
+          </m:r>
+          <m:r>
+            <m:rPr>
+              <m:sty m:val="p"/>
+            </m:rPr>
+            <m:t>+</m:t>
+          </m:r>
+          <m:r>
+            <m:t>10</m:t>
+          </m:r>
+          <m:r>
+            <m:rPr>
+              <m:sty m:val="p"/>
+            </m:rPr>
+            <m:t>)</m:t>
+          </m:r>
           <m:r>
             <m:rPr>
               <m:sty m:val="p"/>
@@ -12341,10 +12310,10 @@
         <w:t xml:space="preserve">El aumento único es del 26.5%.</w:t>
       </w:r>
     </w:p>
-    <w:bookmarkEnd w:id="69"/>
-    <w:bookmarkEnd w:id="70"/>
     <w:bookmarkEnd w:id="71"/>
-    <w:bookmarkStart w:id="76" w:name="Xa00b10e5c2c55479d06afd18eebc5f993fe16b7"/>
+    <w:bookmarkEnd w:id="72"/>
+    <w:bookmarkEnd w:id="73"/>
+    <w:bookmarkStart w:id="78" w:name="Xa00b10e5c2c55479d06afd18eebc5f993fe16b7"/>
     <w:p>
       <w:pPr>
         <w:pStyle w:val="Heading1"/>
@@ -12353,7 +12322,7 @@
         <w:t xml:space="preserve">5. Ejemplos Aplicados a Ciencias de la Comunicación</w:t>
       </w:r>
     </w:p>
-    <w:bookmarkStart w:id="72" w:name="ejercicio-1"/>
+    <w:bookmarkStart w:id="74" w:name="ejercicio-1"/>
     <w:p>
       <w:pPr>
         <w:pStyle w:val="Heading2"/>
@@ -13272,8 +13241,8 @@
         <w:t xml:space="preserve">plt.show()</w:t>
       </w:r>
     </w:p>
-    <w:bookmarkEnd w:id="72"/>
-    <w:bookmarkStart w:id="73" w:name="ejercicio-2"/>
+    <w:bookmarkEnd w:id="74"/>
+    <w:bookmarkStart w:id="75" w:name="ejercicio-2"/>
     <w:p>
       <w:pPr>
         <w:pStyle w:val="Heading2"/>
@@ -14183,8 +14152,8 @@
         <w:t xml:space="preserve">plt.show()</w:t>
       </w:r>
     </w:p>
-    <w:bookmarkEnd w:id="73"/>
-    <w:bookmarkStart w:id="74" w:name="ejercicio-3"/>
+    <w:bookmarkEnd w:id="75"/>
+    <w:bookmarkStart w:id="76" w:name="ejercicio-3"/>
     <w:p>
       <w:pPr>
         <w:pStyle w:val="Heading2"/>
@@ -15259,8 +15228,8 @@
         <w:t xml:space="preserve">plt.show()</w:t>
       </w:r>
     </w:p>
-    <w:bookmarkEnd w:id="74"/>
-    <w:bookmarkStart w:id="75" w:name="ejercicio-4"/>
+    <w:bookmarkEnd w:id="76"/>
+    <w:bookmarkStart w:id="77" w:name="ejercicio-4"/>
     <w:p>
       <w:pPr>
         <w:pStyle w:val="Heading2"/>
@@ -15329,28 +15298,30 @@
             </m:rPr>
             <m:t>=</m:t>
           </m:r>
-          <m:d>
-            <m:dPr>
-              <m:begChr m:val="("/>
-              <m:sepChr m:val=""/>
-              <m:endChr m:val=")"/>
-              <m:grow/>
-            </m:dPr>
-            <m:e>
-              <m:r>
-                <m:t>a</m:t>
-              </m:r>
-              <m:r>
-                <m:rPr>
-                  <m:sty m:val="p"/>
-                </m:rPr>
-                <m:t>+</m:t>
-              </m:r>
-              <m:r>
-                <m:t>b</m:t>
-              </m:r>
-            </m:e>
-          </m:d>
+          <m:r>
+            <m:rPr>
+              <m:sty m:val="p"/>
+            </m:rPr>
+            <m:t>(</m:t>
+          </m:r>
+          <m:r>
+            <m:t>a</m:t>
+          </m:r>
+          <m:r>
+            <m:rPr>
+              <m:sty m:val="p"/>
+            </m:rPr>
+            <m:t>+</m:t>
+          </m:r>
+          <m:r>
+            <m:t>b</m:t>
+          </m:r>
+          <m:r>
+            <m:rPr>
+              <m:sty m:val="p"/>
+            </m:rPr>
+            <m:t>)</m:t>
+          </m:r>
           <m:r>
             <m:rPr>
               <m:sty m:val="p"/>
@@ -15457,28 +15428,30 @@
             </m:rPr>
             <m:t>=</m:t>
           </m:r>
-          <m:d>
-            <m:dPr>
-              <m:begChr m:val="("/>
-              <m:sepChr m:val=""/>
-              <m:endChr m:val=")"/>
-              <m:grow/>
-            </m:dPr>
-            <m:e>
-              <m:r>
-                <m:t>15</m:t>
-              </m:r>
-              <m:r>
-                <m:rPr>
-                  <m:sty m:val="p"/>
-                </m:rPr>
-                <m:t>+</m:t>
-              </m:r>
-              <m:r>
-                <m:t>10</m:t>
-              </m:r>
-            </m:e>
-          </m:d>
+          <m:r>
+            <m:rPr>
+              <m:sty m:val="p"/>
+            </m:rPr>
+            <m:t>(</m:t>
+          </m:r>
+          <m:r>
+            <m:t>15</m:t>
+          </m:r>
+          <m:r>
+            <m:rPr>
+              <m:sty m:val="p"/>
+            </m:rPr>
+            <m:t>+</m:t>
+          </m:r>
+          <m:r>
+            <m:t>10</m:t>
+          </m:r>
+          <m:r>
+            <m:rPr>
+              <m:sty m:val="p"/>
+            </m:rPr>
+            <m:t>)</m:t>
+          </m:r>
           <m:r>
             <m:rPr>
               <m:sty m:val="p"/>
@@ -15633,9 +15606,9 @@
         <w:t xml:space="preserve">El costo final es S/ 765.</w:t>
       </w:r>
     </w:p>
-    <w:bookmarkEnd w:id="75"/>
-    <w:bookmarkEnd w:id="76"/>
-    <w:bookmarkStart w:id="77" w:name="conclusiones-y-recomendaciones"/>
+    <w:bookmarkEnd w:id="77"/>
+    <w:bookmarkEnd w:id="78"/>
+    <w:bookmarkStart w:id="79" w:name="conclusiones-y-recomendaciones"/>
     <w:p>
       <w:pPr>
         <w:pStyle w:val="Heading1"/>
@@ -15660,8 +15633,8 @@
         <w:t xml:space="preserve">Para maximizar el impacto de estas herramientas, se recomienda incorporar módulos prácticos en los planes de estudio de ciencias de la comunicación, enfocados en resolver problemas reales, como la distribución de recursos o el análisis de indicadores de audiencia. Asimismo, se sugiere desarrollar talleres interactivos y recursos digitales, como simuladores o aplicaciones, que faciliten el aprendizaje de estas técnicas y refuercen las competencias cuantitativas de los estudiantes.</w:t>
       </w:r>
     </w:p>
-    <w:bookmarkEnd w:id="77"/>
-    <w:bookmarkStart w:id="78" w:name="bibliografía-y-referencias"/>
+    <w:bookmarkEnd w:id="79"/>
+    <w:bookmarkStart w:id="80" w:name="bibliografía-y-referencias"/>
     <w:p>
       <w:pPr>
         <w:pStyle w:val="Heading1"/>
@@ -15670,7 +15643,7 @@
         <w:t xml:space="preserve">7. Bibliografía y referencias</w:t>
       </w:r>
     </w:p>
-    <w:bookmarkEnd w:id="78"/>
+    <w:bookmarkEnd w:id="80"/>
     <w:p>
       <w:pPr>
         <w:pStyle w:val="Heading1"/>
@@ -15679,8 +15652,8 @@
         <w:t xml:space="preserve">8. Referencias</w:t>
       </w:r>
     </w:p>
-    <w:bookmarkStart w:id="89" w:name="refs"/>
-    <w:bookmarkStart w:id="80" w:name="X596a1db2a2f7447b68e579a586c1ee2b5c913e7"/>
+    <w:bookmarkStart w:id="91" w:name="refs"/>
+    <w:bookmarkStart w:id="82" w:name="X596a1db2a2f7447b68e579a586c1ee2b5c913e7"/>
     <w:p>
       <w:pPr>
         <w:pStyle w:val="Bibliography"/>
@@ -15717,7 +15690,7 @@
       <w:r>
         <w:t xml:space="preserve"> </w:t>
       </w:r>
-      <w:hyperlink r:id="rId79">
+      <w:hyperlink r:id="rId81">
         <w:r>
           <w:rPr>
             <w:rStyle w:val="Hyperlink"/>
@@ -15726,8 +15699,8 @@
         </w:r>
       </w:hyperlink>
     </w:p>
-    <w:bookmarkEnd w:id="80"/>
-    <w:bookmarkStart w:id="82" w:name="X9aca85ab937918edba527f0a023b06cbc26c0ee"/>
+    <w:bookmarkEnd w:id="82"/>
+    <w:bookmarkStart w:id="84" w:name="X9aca85ab937918edba527f0a023b06cbc26c0ee"/>
     <w:p>
       <w:pPr>
         <w:pStyle w:val="Bibliography"/>
@@ -15824,7 +15797,7 @@
       <w:r>
         <w:t xml:space="preserve"> </w:t>
       </w:r>
-      <w:hyperlink r:id="rId81">
+      <w:hyperlink r:id="rId83">
         <w:r>
           <w:rPr>
             <w:rStyle w:val="Hyperlink"/>
@@ -15833,8 +15806,8 @@
         </w:r>
       </w:hyperlink>
     </w:p>
-    <w:bookmarkEnd w:id="82"/>
-    <w:bookmarkStart w:id="84" w:name="ref-kimSilvioBellisRatio2023"/>
+    <w:bookmarkEnd w:id="84"/>
+    <w:bookmarkStart w:id="86" w:name="ref-kimSilvioBellisRatio2023"/>
     <w:p>
       <w:pPr>
         <w:pStyle w:val="Bibliography"/>
@@ -15913,7 +15886,7 @@
       <w:r>
         <w:t xml:space="preserve"> </w:t>
       </w:r>
-      <w:hyperlink r:id="rId83">
+      <w:hyperlink r:id="rId85">
         <w:r>
           <w:rPr>
             <w:rStyle w:val="Hyperlink"/>
@@ -15922,8 +15895,8 @@
         </w:r>
       </w:hyperlink>
     </w:p>
-    <w:bookmarkEnd w:id="84"/>
-    <w:bookmarkStart w:id="86" w:name="Xb8f1f1f63042693b87c29e1918914b194df74db"/>
+    <w:bookmarkEnd w:id="86"/>
+    <w:bookmarkStart w:id="88" w:name="Xb8f1f1f63042693b87c29e1918914b194df74db"/>
     <w:p>
       <w:pPr>
         <w:pStyle w:val="Bibliography"/>
@@ -15960,7 +15933,7 @@
       <w:r>
         <w:t xml:space="preserve"> </w:t>
       </w:r>
-      <w:hyperlink r:id="rId85">
+      <w:hyperlink r:id="rId87">
         <w:r>
           <w:rPr>
             <w:rStyle w:val="Hyperlink"/>
@@ -15969,8 +15942,8 @@
         </w:r>
       </w:hyperlink>
     </w:p>
-    <w:bookmarkEnd w:id="86"/>
-    <w:bookmarkStart w:id="88" w:name="X088b66f72fec96deaf3845529f251c327a7c89f"/>
+    <w:bookmarkEnd w:id="88"/>
+    <w:bookmarkStart w:id="90" w:name="X088b66f72fec96deaf3845529f251c327a7c89f"/>
     <w:p>
       <w:pPr>
         <w:pStyle w:val="Bibliography"/>
@@ -16007,7 +15980,7 @@
       <w:r>
         <w:t xml:space="preserve"> </w:t>
       </w:r>
-      <w:hyperlink r:id="rId87">
+      <w:hyperlink r:id="rId89">
         <w:r>
           <w:rPr>
             <w:rStyle w:val="Hyperlink"/>
@@ -16016,15 +15989,15 @@
         </w:r>
       </w:hyperlink>
     </w:p>
-    <w:bookmarkEnd w:id="88"/>
-    <w:bookmarkEnd w:id="89"/>
+    <w:bookmarkEnd w:id="90"/>
+    <w:bookmarkEnd w:id="91"/>
     <w:sectPr>
-      <w:headerReference r:id="rId9" w:type="even"/>
-      <w:headerReference r:id="rId11" w:type="default"/>
-      <w:footerReference r:id="rId14" w:type="even"/>
-      <w:footerReference r:id="rId13" w:type="default"/>
-      <w:headerReference r:id="rId10" w:type="first"/>
-      <w:footerReference r:id="rId12" w:type="first"/>
+      <w:headerReference r:id="rId8" w:type="even"/>
+      <w:headerReference r:id="rId9" w:type="default"/>
+      <w:footerReference r:id="rId10" w:type="even"/>
+      <w:footerReference r:id="rId11" w:type="default"/>
+      <w:headerReference r:id="rId12" w:type="first"/>
+      <w:footerReference r:id="rId13" w:type="first"/>
       <w:pgSz w:h="15840" w:w="12240"/>
       <w:pgMar w:bottom="1440" w:footer="720" w:gutter="0" w:header="720" w:left="1440" w:right="1440" w:top="1440"/>
       <w:cols w:space="720"/>
